--- a/EXERCICES/LOT RH - Socle Rhino/RH-29/RH-29_fiche_sujet.docx
+++ b/EXERCICES/LOT RH - Socle Rhino/RH-29/RH-29_fiche_sujet.docx
@@ -86,7 +86,7 @@
                 <w:b w:val="0"/>
                 <w:sz w:val="19"/>
               </w:rPr>
-              <w:t>RH3 · Modélisation Rhino</w:t>
+              <w:t>RH2 · Modélisation Rhino</w:t>
             </w:r>
           </w:p>
         </w:tc>
